--- a/laravel-app/database/data/internship/handbooks/ai/Beyond_AI_Internship_Day_008_Student_Handbook.docx
+++ b/laravel-app/database/data/internship/handbooks/ai/Beyond_AI_Internship_Day_008_Student_Handbook.docx
@@ -38,7 +38,7 @@
           <w:color w:val="1E293B"/>
           <w:sz w:val="28"/>
         </w:rPr>
-        <w:t>Python Environment Setup</w:t>
+        <w:t>Heuristics, Models, and When Not to Use AI</w:t>
       </w:r>
     </w:p>
     <w:p>
@@ -50,7 +50,7 @@
           <w:b w:val="0"/>
           <w:sz w:val="22"/>
         </w:rPr>
-        <w:t>Guided practical. Full student study guide and practical laboratory manual for Beyond Enterprise interns.</w:t>
+        <w:t>Safety and ethics review. Full student study guide and practical laboratory manual for Beyond Enterprise interns.</w:t>
       </w:r>
     </w:p>
     <w:tbl>
@@ -141,7 +141,7 @@
               <w:rPr>
                 <w:sz w:val="18"/>
               </w:rPr>
-              <w:t>Guided practical</w:t>
+              <w:t>Safety and ethics review</w:t>
             </w:r>
           </w:p>
         </w:tc>
@@ -167,7 +167,7 @@
               <w:rPr>
                 <w:sz w:val="18"/>
               </w:rPr>
-              <w:t>8 hours</w:t>
+              <w:t>8.0 hours</w:t>
             </w:r>
           </w:p>
         </w:tc>
@@ -198,7 +198,7 @@
           <w:color w:val="0B3F90"/>
           <w:sz w:val="20"/>
         </w:rPr>
-        <w:t>Day 8 objective  Complete the guided practical for Python Environment Setup: Apply Python environment setup safely and explain the result in a professional technical report.</w:t>
+        <w:t>Day 8 objective  Complete the safety and ethics review for Heuristics, Models, and When Not to Use AI: Compare a transparent rule with a model-based approach.</w:t>
       </w:r>
     </w:p>
     <w:p>
@@ -270,7 +270,7 @@
           <w:b w:val="0"/>
           <w:sz w:val="22"/>
         </w:rPr>
-        <w:t>Submit: Screenshots/photos of the major steps, configuration or worksheet, and a concise result description..</w:t>
+        <w:t>Submit: Setup evidence, completed practical artifact, independent verification record, safety/ethics check, and short technical report..</w:t>
       </w:r>
     </w:p>
     <w:p>
@@ -364,7 +364,7 @@
               <w:rPr>
                 <w:sz w:val="18"/>
               </w:rPr>
-              <w:t>0:00–0:20</w:t>
+              <w:t>0:00–0:30</w:t>
             </w:r>
           </w:p>
         </w:tc>
@@ -377,7 +377,7 @@
               <w:rPr>
                 <w:sz w:val="18"/>
               </w:rPr>
-              <w:t>Authorization + tool verify</w:t>
+              <w:t>Assessment brief + rubric review</w:t>
             </w:r>
           </w:p>
         </w:tc>
@@ -390,7 +390,7 @@
               <w:rPr>
                 <w:sz w:val="18"/>
               </w:rPr>
-              <w:t>Pre-flight</w:t>
+              <w:t>Plan</w:t>
             </w:r>
           </w:p>
         </w:tc>
@@ -405,7 +405,7 @@
               <w:rPr>
                 <w:sz w:val="18"/>
               </w:rPr>
-              <w:t>0:20–1:50</w:t>
+              <w:t>0:30–2:30</w:t>
             </w:r>
           </w:p>
         </w:tc>
@@ -418,7 +418,7 @@
               <w:rPr>
                 <w:sz w:val="18"/>
               </w:rPr>
-              <w:t>Guided practical steps 1–N</w:t>
+              <w:t>End-to-end demonstration</w:t>
             </w:r>
           </w:p>
         </w:tc>
@@ -431,7 +431,7 @@
               <w:rPr>
                 <w:sz w:val="18"/>
               </w:rPr>
-              <w:t>Working artifact</w:t>
+              <w:t>Demo evidence</w:t>
             </w:r>
           </w:p>
         </w:tc>
@@ -446,7 +446,7 @@
               <w:rPr>
                 <w:sz w:val="18"/>
               </w:rPr>
-              <w:t>1:50–2:05</w:t>
+              <w:t>2:30–2:45</w:t>
             </w:r>
           </w:p>
         </w:tc>
@@ -487,7 +487,7 @@
               <w:rPr>
                 <w:sz w:val="18"/>
               </w:rPr>
-              <w:t>2:05–3:50</w:t>
+              <w:t>2:45–4:15</w:t>
             </w:r>
           </w:p>
         </w:tc>
@@ -500,7 +500,7 @@
               <w:rPr>
                 <w:sz w:val="18"/>
               </w:rPr>
-              <w:t>Evaluation / measurement</w:t>
+              <w:t>Self-score against rubric</w:t>
             </w:r>
           </w:p>
         </w:tc>
@@ -513,7 +513,7 @@
               <w:rPr>
                 <w:sz w:val="18"/>
               </w:rPr>
-              <w:t>Metrics or checks</w:t>
+              <w:t>Self-score sheet</w:t>
             </w:r>
           </w:p>
         </w:tc>
@@ -528,7 +528,7 @@
               <w:rPr>
                 <w:sz w:val="18"/>
               </w:rPr>
-              <w:t>3:50–4:05</w:t>
+              <w:t>4:15–5:45</w:t>
             </w:r>
           </w:p>
         </w:tc>
@@ -541,7 +541,7 @@
               <w:rPr>
                 <w:sz w:val="18"/>
               </w:rPr>
-              <w:t>Break</w:t>
+              <w:t>Reflection: wins, failures, next steps</w:t>
             </w:r>
           </w:p>
         </w:tc>
@@ -554,7 +554,7 @@
               <w:rPr>
                 <w:sz w:val="18"/>
               </w:rPr>
-              <w:t>—</w:t>
+              <w:t>Reflection</w:t>
             </w:r>
           </w:p>
         </w:tc>
@@ -569,7 +569,7 @@
               <w:rPr>
                 <w:sz w:val="18"/>
               </w:rPr>
-              <w:t>4:05–5:50</w:t>
+              <w:t>5:45–8:00</w:t>
             </w:r>
           </w:p>
         </w:tc>
@@ -582,7 +582,7 @@
               <w:rPr>
                 <w:sz w:val="18"/>
               </w:rPr>
-              <w:t>Responsible checkpoint + fixes</w:t>
+              <w:t>Final evidence pack + report</w:t>
             </w:r>
           </w:p>
         </w:tc>
@@ -595,89 +595,7 @@
               <w:rPr>
                 <w:sz w:val="18"/>
               </w:rPr>
-              <w:t>Risk table</w:t>
-            </w:r>
-          </w:p>
-        </w:tc>
-      </w:tr>
-      <w:tr>
-        <w:tc>
-          <w:tcPr>
-            <w:tcW w:type="dxa" w:w="3408"/>
-          </w:tcPr>
-          <w:p>
-            <w:r>
-              <w:rPr>
-                <w:sz w:val="18"/>
-              </w:rPr>
-              <w:t>5:50–7:10</w:t>
-            </w:r>
-          </w:p>
-        </w:tc>
-        <w:tc>
-          <w:tcPr>
-            <w:tcW w:type="dxa" w:w="3408"/>
-          </w:tcPr>
-          <w:p>
-            <w:r>
-              <w:rPr>
-                <w:sz w:val="18"/>
-              </w:rPr>
-              <w:t>Evidence + report</w:t>
-            </w:r>
-          </w:p>
-        </w:tc>
-        <w:tc>
-          <w:tcPr>
-            <w:tcW w:type="dxa" w:w="3408"/>
-          </w:tcPr>
-          <w:p>
-            <w:r>
-              <w:rPr>
-                <w:sz w:val="18"/>
-              </w:rPr>
-              <w:t>Pack</w:t>
-            </w:r>
-          </w:p>
-        </w:tc>
-      </w:tr>
-      <w:tr>
-        <w:tc>
-          <w:tcPr>
-            <w:tcW w:type="dxa" w:w="3408"/>
-          </w:tcPr>
-          <w:p>
-            <w:r>
-              <w:rPr>
-                <w:sz w:val="18"/>
-              </w:rPr>
-              <w:t>7:10–8:00</w:t>
-            </w:r>
-          </w:p>
-        </w:tc>
-        <w:tc>
-          <w:tcPr>
-            <w:tcW w:type="dxa" w:w="3408"/>
-          </w:tcPr>
-          <w:p>
-            <w:r>
-              <w:rPr>
-                <w:sz w:val="18"/>
-              </w:rPr>
-              <w:t>Self-check + supervisor rehearsal</w:t>
-            </w:r>
-          </w:p>
-        </w:tc>
-        <w:tc>
-          <w:tcPr>
-            <w:tcW w:type="dxa" w:w="3408"/>
-          </w:tcPr>
-          <w:p>
-            <w:r>
-              <w:rPr>
-                <w:sz w:val="18"/>
-              </w:rPr>
-              <w:t>Ready pack</w:t>
+              <w:t>Submission</w:t>
             </w:r>
           </w:p>
         </w:tc>
@@ -701,7 +619,7 @@
           <w:b w:val="0"/>
           <w:sz w:val="20"/>
         </w:rPr>
-        <w:t>Curriculum objective (source of truth): Apply Python environment setup safely and explain the result in a professional technical report.</w:t>
+        <w:t>Curriculum objective (source of truth): Compare a transparent rule with a model-based approach.</w:t>
       </w:r>
     </w:p>
     <w:p>
@@ -713,7 +631,7 @@
           <w:b w:val="0"/>
           <w:sz w:val="22"/>
         </w:rPr>
-        <w:t>Explain Python Environment Setup to a supervisor in under two minutes.</w:t>
+        <w:t>Explain Heuristics, Models, and When Not to Use AI to a supervisor in under two minutes.</w:t>
       </w:r>
     </w:p>
     <w:p>
@@ -725,7 +643,7 @@
           <w:b w:val="0"/>
           <w:sz w:val="22"/>
         </w:rPr>
-        <w:t>Configure or verify the approved tools required for Python Environment Setup.</w:t>
+        <w:t>Configure or verify the approved tools required for Heuristics, Models, and When Not to Use AI.</w:t>
       </w:r>
     </w:p>
     <w:p>
@@ -737,7 +655,7 @@
           <w:b w:val="0"/>
           <w:sz w:val="22"/>
         </w:rPr>
-        <w:t>Implement or perform the guided practical practical for this topic.</w:t>
+        <w:t>Implement or perform the safety and ethics review practical for this topic.</w:t>
       </w:r>
     </w:p>
     <w:p>
@@ -793,7 +711,7 @@
           <w:b w:val="0"/>
           <w:sz w:val="22"/>
         </w:rPr>
-        <w:t>Define the professional meaning of “Python Environment Setup” before you use tools. Do not split the title into meaningless words. Connect each concept to today's practical action.</w:t>
+        <w:t>Define the professional meaning of “Heuristics, Models, and When Not to Use AI” before you use tools. Do not split the title into meaningless words. Connect each concept to today's practical action.</w:t>
       </w:r>
     </w:p>
     <w:tbl>
@@ -1545,7 +1463,7 @@
           <w:b w:val="0"/>
           <w:sz w:val="18"/>
         </w:rPr>
-        <w:t>└── Day_08_Python_Environment_Setup/</w:t>
+        <w:t>└── Day_08_Heuristics_Models_and_When_Not_to_Use_AI/</w:t>
       </w:r>
     </w:p>
     <w:p>
@@ -1698,7 +1616,7 @@
           <w:b w:val="0"/>
           <w:sz w:val="18"/>
         </w:rPr>
-        <w:t>mkdir Beyond_AI_Internship\Day_08_Python_Environment_Setup\evidence, Beyond_AI_Internship\Day_08_Python_Environment_Setup\notebooks, Beyond_AI_Internship\Day_08_Python_Environment_Setup\src, Beyond_AI_Internship\Day_08_Python_Environment_Setup\data, Beyond_AI_Internship\Day_08_Python_Environment_Setup\output, Beyond_AI_Internship\Day_08_Python_Environment_Setup\report -Force</w:t>
+        <w:t>mkdir Beyond_AI_Internship\Day_08_Heuristics_Models_and_When_Not_to_Use_AI\evidence, Beyond_AI_Internship\Day_08_Heuristics_Models_and_When_Not_to_Use_AI\notebooks, Beyond_AI_Internship\Day_08_Heuristics_Models_and_When_Not_to_Use_AI\src, Beyond_AI_Internship\Day_08_Heuristics_Models_and_When_Not_to_Use_AI\data, Beyond_AI_Internship\Day_08_Heuristics_Models_and_When_Not_to_Use_AI\output, Beyond_AI_Internship\Day_08_Heuristics_Models_and_When_Not_to_Use_AI\report -Force</w:t>
       </w:r>
     </w:p>
     <w:p/>
@@ -1739,7 +1657,7 @@
           <w:b w:val="0"/>
           <w:sz w:val="18"/>
         </w:rPr>
-        <w:t>mkdir -p Beyond_AI_Internship/Day_08_Python_Environment_Setup/{evidence,notebooks,src,data,output,report}</w:t>
+        <w:t>mkdir -p Beyond_AI_Internship/Day_08_Heuristics_Models_and_When_Not_to_Use_AI/{evidence,notebooks,src,data,output,report}</w:t>
       </w:r>
     </w:p>
     <w:p/>
@@ -1855,7 +1773,7 @@
           <w:color w:val="0B3F90"/>
           <w:sz w:val="24"/>
         </w:rPr>
-        <w:t>Guided practical: Python Environment Setup</w:t>
+        <w:t>Safety and ethics review: Heuristics, Models, and When Not to Use AI</w:t>
       </w:r>
     </w:p>
     <w:p>
@@ -1879,7 +1797,7 @@
           <w:b w:val="0"/>
           <w:sz w:val="20"/>
         </w:rPr>
-        <w:t>• Follow the approved step-by-step lab for Python environment setup. Record every important command, setting or connection.</w:t>
+        <w:t>• Review Day 7 prerequisites and read the complete Day 8 objective before changing the lab.</w:t>
       </w:r>
     </w:p>
     <w:p>
@@ -1891,7 +1809,7 @@
           <w:b w:val="0"/>
           <w:sz w:val="20"/>
         </w:rPr>
-        <w:t>• Work only in an authorized lab, VM or on equipment assigned by Beyond.</w:t>
+        <w:t>• Prepare only the authorized workstation, VM, account, dataset, or sandbox; capture the approved starting state.</w:t>
       </w:r>
     </w:p>
     <w:p>
@@ -1903,7 +1821,67 @@
           <w:b w:val="0"/>
           <w:sz w:val="20"/>
         </w:rPr>
-        <w:t>• Keep time entries truthful and ask the supervisor before changing production equipment.</w:t>
+        <w:t>• Create the folder Day_008_heuristics_models_and_when_not_to_use_ai with evidence, src or notebooks, output, and report subfolders as relevant.</w:t>
+      </w:r>
+    </w:p>
+    <w:p>
+      <w:pPr>
+        <w:spacing w:after="120"/>
+      </w:pPr>
+      <w:r>
+        <w:rPr>
+          <w:b w:val="0"/>
+          <w:sz w:val="20"/>
+        </w:rPr>
+        <w:t>• Complete the practical objective: Compare a transparent rule with a model-based approach.</w:t>
+      </w:r>
+    </w:p>
+    <w:p>
+      <w:pPr>
+        <w:spacing w:after="120"/>
+      </w:pPr>
+      <w:r>
+        <w:rPr>
+          <w:b w:val="0"/>
+          <w:sz w:val="20"/>
+        </w:rPr>
+        <w:t>• Record tool versions, inputs, assumptions, commands or code, expected output, observed output, and any deviations.</w:t>
+      </w:r>
+    </w:p>
+    <w:p>
+      <w:pPr>
+        <w:spacing w:after="120"/>
+      </w:pPr>
+      <w:r>
+        <w:rPr>
+          <w:b w:val="0"/>
+          <w:sz w:val="20"/>
+        </w:rPr>
+        <w:t>• Verify the result independently by rerunning from a clean state, checking a second measurement/test, or obtaining recorded peer review.</w:t>
+      </w:r>
+    </w:p>
+    <w:p>
+      <w:pPr>
+        <w:spacing w:after="120"/>
+      </w:pPr>
+      <w:r>
+        <w:rPr>
+          <w:b w:val="0"/>
+          <w:sz w:val="20"/>
+        </w:rPr>
+        <w:t>• Perform the relevant privacy, bias, security, licensing, and human-oversight checks before accepting the result.</w:t>
+      </w:r>
+    </w:p>
+    <w:p>
+      <w:pPr>
+        <w:spacing w:after="120"/>
+      </w:pPr>
+      <w:r>
+        <w:rPr>
+          <w:b w:val="0"/>
+          <w:sz w:val="20"/>
+        </w:rPr>
+        <w:t>• Package the required evidence and write a concise professional technical report with an AI-assistance disclosure.</w:t>
       </w:r>
     </w:p>
     <w:p>
@@ -1929,7 +1907,7 @@
           <w:b w:val="0"/>
           <w:sz w:val="18"/>
         </w:rPr>
-        <w:t># day_08_lab.py — Guided practical: Python Environment Setup</w:t>
+        <w:t># day_08_lab.py — Safety and ethics review: Heuristics, Models, and When Not to Use AI</w:t>
       </w:r>
     </w:p>
     <w:p>
@@ -1971,7 +1949,7 @@
           <w:b w:val="0"/>
           <w:sz w:val="18"/>
         </w:rPr>
-        <w:t>"""Day 8 practical starter for Python Environment Setup.</w:t>
+        <w:t>"""Day 8 practical starter for Heuristics, Models, and When Not to Use AI.</w:t>
       </w:r>
     </w:p>
     <w:p>
@@ -2153,7 +2131,7 @@
           <w:b w:val="0"/>
           <w:sz w:val="18"/>
         </w:rPr>
-        <w:t xml:space="preserve">    print("Program topic:", 'Python Environment Setup')</w:t>
+        <w:t xml:space="preserve">    print("Program topic:", 'Heuristics, Models, and When Not to Use AI')</w:t>
       </w:r>
     </w:p>
     <w:p>
@@ -2167,7 +2145,7 @@
           <w:b w:val="0"/>
           <w:sz w:val="18"/>
         </w:rPr>
-        <w:t xml:space="preserve">    print("Day mode:", 'Guided practical')</w:t>
+        <w:t xml:space="preserve">    print("Day mode:", 'Safety and ethics review')</w:t>
       </w:r>
     </w:p>
     <w:p>
@@ -4353,7 +4331,7 @@
                 <w:color w:val="FFFFFF"/>
                 <w:sz w:val="18"/>
               </w:rPr>
-              <w:t>CHECK</w:t>
+              <w:t>METRIC</w:t>
             </w:r>
           </w:p>
         </w:tc>
@@ -4369,7 +4347,7 @@
                 <w:color w:val="FFFFFF"/>
                 <w:sz w:val="18"/>
               </w:rPr>
-              <w:t>SUCCESS CRITERION</w:t>
+              <w:t>QUESTION</w:t>
             </w:r>
           </w:p>
         </w:tc>
@@ -4385,7 +4363,7 @@
                 <w:color w:val="FFFFFF"/>
                 <w:sz w:val="18"/>
               </w:rPr>
-              <w:t>LIMITATION</w:t>
+              <w:t>CAUTION</w:t>
             </w:r>
           </w:p>
         </w:tc>
@@ -4400,7 +4378,7 @@
               <w:rPr>
                 <w:sz w:val="18"/>
               </w:rPr>
-              <w:t>Functional result</w:t>
+              <w:t>Accuracy / error rate</w:t>
             </w:r>
           </w:p>
         </w:tc>
@@ -4413,7 +4391,7 @@
               <w:rPr>
                 <w:sz w:val="18"/>
               </w:rPr>
-              <w:t>Meets today's objective</w:t>
+              <w:t>Overall correctness?</w:t>
             </w:r>
           </w:p>
         </w:tc>
@@ -4426,7 +4404,7 @@
               <w:rPr>
                 <w:sz w:val="18"/>
               </w:rPr>
-              <w:t>Classroom demo ≠ production</w:t>
+              <w:t>Weak on imbalanced data</w:t>
             </w:r>
           </w:p>
         </w:tc>
@@ -4441,7 +4419,7 @@
               <w:rPr>
                 <w:sz w:val="18"/>
               </w:rPr>
-              <w:t>Safety compliance</w:t>
+              <w:t>Precision / recall / F1</w:t>
             </w:r>
           </w:p>
         </w:tc>
@@ -4454,7 +4432,7 @@
               <w:rPr>
                 <w:sz w:val="18"/>
               </w:rPr>
-              <w:t>No rule breached</w:t>
+              <w:t>Error type trade-off?</w:t>
             </w:r>
           </w:p>
         </w:tc>
@@ -4467,7 +4445,7 @@
               <w:rPr>
                 <w:sz w:val="18"/>
               </w:rPr>
-              <w:t>Still needs supervisor judgment</w:t>
+              <w:t>Optimize for the real cost of mistakes</w:t>
             </w:r>
           </w:p>
         </w:tc>
@@ -4482,7 +4460,7 @@
               <w:rPr>
                 <w:sz w:val="18"/>
               </w:rPr>
-              <w:t>Reproducibility</w:t>
+              <w:t>Latency / resource use</w:t>
             </w:r>
           </w:p>
         </w:tc>
@@ -4495,7 +4473,7 @@
               <w:rPr>
                 <w:sz w:val="18"/>
               </w:rPr>
-              <w:t>Second check agrees</w:t>
+              <w:t>Is it usable?</w:t>
             </w:r>
           </w:p>
         </w:tc>
@@ -4508,7 +4486,7 @@
               <w:rPr>
                 <w:sz w:val="18"/>
               </w:rPr>
-              <w:t>Environment drift possible</w:t>
+              <w:t>Lab laptop ≠ production load</w:t>
             </w:r>
           </w:p>
         </w:tc>
@@ -5772,7 +5750,7 @@
           <w:b w:val="0"/>
           <w:sz w:val="22"/>
         </w:rPr>
-        <w:t>Objective addressed for Python Environment Setup</w:t>
+        <w:t>Objective addressed for Heuristics, Models, and When Not to Use AI</w:t>
       </w:r>
     </w:p>
     <w:p>
@@ -5784,7 +5762,7 @@
           <w:b w:val="0"/>
           <w:sz w:val="22"/>
         </w:rPr>
-        <w:t>Guided practical practical completed</w:t>
+        <w:t>Safety and ethics review practical completed</w:t>
       </w:r>
     </w:p>
     <w:p>
@@ -5876,7 +5854,7 @@
           <w:b w:val="0"/>
           <w:sz w:val="22"/>
         </w:rPr>
-        <w:t>Matches: Screenshots/photos of the major steps, configuration or worksheet, and a concise result description.</w:t>
+        <w:t>Matches: Setup evidence, completed practical artifact, independent verification record, safety/ethics check, and short technical report.</w:t>
       </w:r>
     </w:p>
     <w:p>
@@ -5908,7 +5886,7 @@
           <w:b w:val="0"/>
           <w:sz w:val="22"/>
         </w:rPr>
-        <w:t>Explain Python Environment Setup without reading.</w:t>
+        <w:t>Explain Heuristics, Models, and When Not to Use AI without reading.</w:t>
       </w:r>
     </w:p>
     <w:p>
@@ -6000,7 +5978,7 @@
           <w:b w:val="0"/>
           <w:sz w:val="22"/>
         </w:rPr>
-        <w:t>Today is Day 8 (Guided practical) on Python Environment Setup. I worked only in the authorized Beyond AI / data / software lab. I completed the practical objective, verified with a second check, and packaged evidence. Main risk: unauthorized or unsafe action; control: checklist + supervisor escalation. Limitation: classroom/lab scope only. Next: continue the topic cycle and keep documentation reproducible.</w:t>
+        <w:t>Today is Day 8 (Safety and ethics review) on Heuristics, Models, and When Not to Use AI. I worked only in the authorized Beyond AI / data / software lab. I completed the practical objective, verified with a second check, and packaged evidence. Main risk: unauthorized or unsafe action; control: checklist + supervisor escalation. Limitation: classroom/lab scope only. Next: continue the topic cycle and keep documentation reproducible.</w:t>
       </w:r>
     </w:p>
     <w:p>
